--- a/Capstone_Project/12_Assessment/Group-3_Individual_Contribution_Form_Lebohang.docx
+++ b/Capstone_Project/12_Assessment/Group-3_Individual_Contribution_Form_Lebohang.docx
@@ -37,7 +37,6 @@
       </w:r>
       <w:r>
         <w:br/>
-        <w:t>Student / Group Template</w:t>
       </w:r>
       <w:r>
         <w:br/>
@@ -230,16 +229,13 @@
       </w:tr>
     </w:tbl>
     <w:p>
-      <w:r>
-        <w:br w:type="page"/>
-      </w:r>
+      <w:r/>
     </w:p>
     <w:p>
       <w:pPr>
         <w:pStyle w:val="Heading1"/>
       </w:pPr>
       <w:r>
-        <w:lastRenderedPageBreak/>
         <w:t>Student Details</w:t>
       </w:r>
     </w:p>
@@ -260,14 +256,6 @@
       </w:pPr>
       <w:r>
         <w:t>Contribution Summary</w:t>
-      </w:r>
-    </w:p>
-    <w:p>
-      <w:pPr>
-        <w:keepNext/>
-      </w:pPr>
-      <w:r>
-        <w:t>Describe your specific research, design, coding, testing, documentation and presentation contributions.</w:t>
       </w:r>
     </w:p>
     <w:tbl>
@@ -484,14 +472,6 @@
       </w:pPr>
       <w:r>
         <w:t>Git / Evidence References</w:t>
-      </w:r>
-    </w:p>
-    <w:p>
-      <w:pPr>
-        <w:keepNext/>
-      </w:pPr>
-      <w:r>
-        <w:t>List commits, files, diagrams, test cases or other evidence.</w:t>
       </w:r>
     </w:p>
     <w:tbl>
@@ -730,14 +710,6 @@
         <w:t>Peer Confirmation</w:t>
       </w:r>
     </w:p>
-    <w:p>
-      <w:pPr>
-        <w:keepNext/>
-      </w:pPr>
-      <w:r>
-        <w:t>Other group members confirm whether this contribution record is accurate.</w:t>
-      </w:r>
-    </w:p>
     <w:tbl>
       <w:tblPr>
         <w:tblStyle w:val="TableGrid"/>
@@ -924,147 +896,6 @@
           </w:p>
         </w:tc>
       </w:tr>
-      <w:tr>
-        <w:trPr>
-          <w:cantSplit/>
-          <w:trHeight w:val="567"/>
-        </w:trPr>
-        <w:tc>
-          <w:tcPr>
-            <w:tcW w:w="2835" w:type="dxa"/>
-          </w:tcPr>
-          <w:p>
-            <w:pPr>
-              <w:keepNext/>
-            </w:pPr>
-            <w:r>
-              <w:rPr>
-                <w:sz w:val="19"/>
-              </w:rPr>
-              <w:t>Oscar Khumalo</w:t>
-            </w:r>
-          </w:p>
-        </w:tc>
-        <w:tc>
-          <w:tcPr>
-            <w:tcW w:w="2041" w:type="dxa"/>
-          </w:tcPr>
-          <w:p>
-            <w:pPr>
-              <w:keepNext/>
-            </w:pPr>
-          </w:p>
-        </w:tc>
-        <w:tc>
-          <w:tcPr>
-            <w:tcW w:w="2835" w:type="dxa"/>
-          </w:tcPr>
-          <w:p>
-            <w:pPr>
-              <w:keepNext/>
-            </w:pPr>
-          </w:p>
-        </w:tc>
-        <w:tc>
-          <w:tcPr>
-            <w:tcW w:w="1814" w:type="dxa"/>
-          </w:tcPr>
-          <w:p>
-            <w:pPr>
-              <w:keepNext/>
-            </w:pPr>
-          </w:p>
-        </w:tc>
-      </w:tr>
-      <w:tr>
-        <w:trPr>
-          <w:cantSplit/>
-          <w:trHeight w:val="567"/>
-        </w:trPr>
-        <w:tc>
-          <w:tcPr>
-            <w:tcW w:w="2835" w:type="dxa"/>
-          </w:tcPr>
-          <w:p>
-            <w:pPr>
-              <w:keepNext/>
-            </w:pPr>
-            <w:r>
-              <w:rPr>
-                <w:sz w:val="19"/>
-              </w:rPr>
-              <w:t>Thomas du Plessis</w:t>
-            </w:r>
-          </w:p>
-        </w:tc>
-        <w:tc>
-          <w:tcPr>
-            <w:tcW w:w="2041" w:type="dxa"/>
-          </w:tcPr>
-          <w:p>
-            <w:pPr>
-              <w:keepNext/>
-            </w:pPr>
-          </w:p>
-        </w:tc>
-        <w:tc>
-          <w:tcPr>
-            <w:tcW w:w="2835" w:type="dxa"/>
-          </w:tcPr>
-          <w:p>
-            <w:pPr>
-              <w:keepNext/>
-            </w:pPr>
-          </w:p>
-        </w:tc>
-        <w:tc>
-          <w:tcPr>
-            <w:tcW w:w="1814" w:type="dxa"/>
-          </w:tcPr>
-          <w:p>
-            <w:pPr>
-              <w:keepNext/>
-            </w:pPr>
-          </w:p>
-        </w:tc>
-      </w:tr>
-      <w:tr>
-        <w:trPr>
-          <w:cantSplit/>
-          <w:trHeight w:val="567"/>
-        </w:trPr>
-        <w:tc>
-          <w:tcPr>
-            <w:tcW w:w="2835" w:type="dxa"/>
-          </w:tcPr>
-          <w:p>
-            <w:r>
-              <w:rPr>
-                <w:sz w:val="19"/>
-              </w:rPr>
-              <w:t>Gerhardus van den Berg</w:t>
-            </w:r>
-          </w:p>
-        </w:tc>
-        <w:tc>
-          <w:tcPr>
-            <w:tcW w:w="2041" w:type="dxa"/>
-          </w:tcPr>
-          <w:p/>
-        </w:tc>
-        <w:tc>
-          <w:tcPr>
-            <w:tcW w:w="2835" w:type="dxa"/>
-          </w:tcPr>
-          <w:p/>
-        </w:tc>
-        <w:tc>
-          <w:tcPr>
-            <w:tcW w:w="1814" w:type="dxa"/>
-          </w:tcPr>
-          <w:p/>
-        </w:tc>
-      </w:tr>
     </w:tbl>
     <w:p>
       <w:pPr>
@@ -1076,7 +907,6 @@
         <w:pStyle w:val="Heading1"/>
       </w:pPr>
       <w:r>
-        <w:lastRenderedPageBreak/>
         <w:t>Student Declaration</w:t>
       </w:r>
     </w:p>
@@ -1257,7 +1087,7 @@
       <w:rPr>
         <w:sz w:val="16"/>
       </w:rPr>
-      <w:t xml:space="preserve">Capstone Project Template | Lecturer/Supervisor: Jabulile </w:t>
+      <w:t xml:space="preserve">Capstone Project | Lecturer/Supervisor: Jabulile </w:t>
     </w:r>
     <w:proofErr w:type="spellStart"/>
     <w:r>
@@ -1316,41 +1146,6 @@
       <w:rPr>
         <w:noProof/>
       </w:rPr>
-      <w:drawing>
-        <wp:inline distT="0" distB="0" distL="0" distR="0" wp14:anchorId="2F5D1444" wp14:editId="20DF524A">
-          <wp:extent cx="2057400" cy="658368"/>
-          <wp:effectExtent l="0" t="0" r="0" b="0"/>
-          <wp:docPr id="1" name="Picture 1"/>
-          <wp:cNvGraphicFramePr>
-            <a:graphicFrameLocks xmlns:a="http://schemas.openxmlformats.org/drawingml/2006/main" noChangeAspect="1"/>
-          </wp:cNvGraphicFramePr>
-          <a:graphic xmlns:a="http://schemas.openxmlformats.org/drawingml/2006/main">
-            <a:graphicData uri="http://schemas.openxmlformats.org/drawingml/2006/picture">
-              <pic:pic xmlns:pic="http://schemas.openxmlformats.org/drawingml/2006/picture">
-                <pic:nvPicPr>
-                  <pic:cNvPr id="0" name="image(20261006-065454).png"/>
-                  <pic:cNvPicPr/>
-                </pic:nvPicPr>
-                <pic:blipFill>
-                  <a:blip r:embed="rId1"/>
-                  <a:stretch>
-                    <a:fillRect/>
-                  </a:stretch>
-                </pic:blipFill>
-                <pic:spPr>
-                  <a:xfrm>
-                    <a:off x="0" y="0"/>
-                    <a:ext cx="2057400" cy="658368"/>
-                  </a:xfrm>
-                  <a:prstGeom prst="rect">
-                    <a:avLst/>
-                  </a:prstGeom>
-                </pic:spPr>
-              </pic:pic>
-            </a:graphicData>
-          </a:graphic>
-        </wp:inline>
-      </w:drawing>
     </w:r>
   </w:p>
 </w:hdr>

--- a/Capstone_Project/12_Assessment/Group-3_Individual_Contribution_Form_Lebohang.docx
+++ b/Capstone_Project/12_Assessment/Group-3_Individual_Contribution_Form_Lebohang.docx
@@ -455,7 +455,7 @@
               <w:rPr>
                 <w:sz w:val="19"/>
               </w:rPr>
-              <w:t>Chapter 6 outline and Chapter 6 Conclusion and Recommendations (Week 5)</w:t>
+              <w:t>Chapter 6 Conclusion and Recommendations (written 26 Oct, final check in Week 5)</w:t>
             </w:r>
           </w:p>
         </w:tc>

--- a/Capstone_Project/12_Assessment/Group-3_Individual_Contribution_Form_Lebohang.docx
+++ b/Capstone_Project/12_Assessment/Group-3_Individual_Contribution_Form_Lebohang.docx
@@ -196,7 +196,7 @@
           </w:tcPr>
           <w:p>
             <w:r>
-              <w:t>Week 4</w:t>
+              <w:t>Week 5 Final submission</w:t>
             </w:r>
           </w:p>
         </w:tc>
@@ -222,7 +222,7 @@
           </w:tcPr>
           <w:p>
             <w:r>
-              <w:t>Friday 23 October 2026</w:t>
+              <w:t>Thursday 29 October 2026</w:t>
             </w:r>
           </w:p>
         </w:tc>
@@ -455,7 +455,38 @@
               <w:rPr>
                 <w:sz w:val="19"/>
               </w:rPr>
-              <w:t>Chapter 6 Conclusion and Recommendations (written 26 Oct, final check in Week 5)</w:t>
+              <w:t>Chapter 6 Conclusion and Recommendations</w:t>
+            </w:r>
+          </w:p>
+        </w:tc>
+      </w:tr>
+      <w:tr>
+        <w:trPr>
+          <w:cantSplit/>
+        </w:trPr>
+        <w:tc>
+          <w:tcPr>
+            <w:tcW w:w="2041" w:type="dxa"/>
+          </w:tcPr>
+          <w:p>
+            <w:r>
+              <w:rPr>
+                <w:sz w:val="19"/>
+              </w:rPr>
+              <w:t>Presentation</w:t>
+            </w:r>
+          </w:p>
+        </w:tc>
+        <w:tc>
+          <w:tcPr>
+            <w:tcW w:w="7483" w:type="dxa"/>
+          </w:tcPr>
+          <w:p>
+            <w:r>
+              <w:rPr>
+                <w:sz w:val="19"/>
+              </w:rPr>
+              <w:t>Slides 8 to 10 in the final presentation and driving the app in the live demo (Week 5)</w:t>
             </w:r>
           </w:p>
         </w:tc>
@@ -891,7 +922,7 @@
               <w:keepNext/>
             </w:pPr>
             <w:r>
-              <w:t>2026/10/22</w:t>
+              <w:t>2026/10/29</w:t>
             </w:r>
           </w:p>
         </w:tc>

--- a/Capstone_Project/12_Assessment/Group-3_Individual_Contribution_Form_Lebohang.docx
+++ b/Capstone_Project/12_Assessment/Group-3_Individual_Contribution_Form_Lebohang.docx
@@ -879,7 +879,7 @@
                 <wp:inline distT="0" distB="0" distL="0" distR="0" wp14:anchorId="5780ACD0" wp14:editId="1452BF36">
                   <wp:extent cx="1663065" cy="352425"/>
                   <wp:effectExtent l="0" t="0" r="0" b="9525"/>
-                  <wp:docPr id="441390551" name="Picture 1"/>
+                  <wp:docPr id="1001" name="Picture 1"/>
                   <wp:cNvGraphicFramePr>
                     <a:graphicFrameLocks xmlns:a="http://schemas.openxmlformats.org/drawingml/2006/main" noChangeAspect="1"/>
                   </wp:cNvGraphicFramePr>
@@ -904,6 +904,255 @@
                           <a:prstGeom prst="rect">
                             <a:avLst/>
                           </a:prstGeom>
+                        </pic:spPr>
+                      </pic:pic>
+                    </a:graphicData>
+                  </a:graphic>
+                </wp:inline>
+              </w:drawing>
+            </w:r>
+          </w:p>
+        </w:tc>
+        <w:tc>
+          <w:tcPr>
+            <w:tcW w:w="1814" w:type="dxa"/>
+          </w:tcPr>
+          <w:p>
+            <w:pPr>
+              <w:keepNext/>
+            </w:pPr>
+            <w:r>
+              <w:t>2026/10/29</w:t>
+            </w:r>
+          </w:p>
+        </w:tc>
+      </w:tr>
+      <w:tr>
+        <w:trPr>
+          <w:cantSplit/>
+          <w:trHeight w:val="567"/>
+        </w:trPr>
+        <w:tc>
+          <w:tcPr>
+            <w:tcW w:w="2835" w:type="dxa"/>
+          </w:tcPr>
+          <w:p>
+            <w:pPr>
+              <w:keepNext/>
+            </w:pPr>
+            <w:r>
+              <w:rPr>
+                <w:sz w:val="19"/>
+              </w:rPr>
+              <w:t>Oscar Khumalo</w:t>
+            </w:r>
+          </w:p>
+        </w:tc>
+        <w:tc>
+          <w:tcPr>
+            <w:tcW w:w="2041" w:type="dxa"/>
+          </w:tcPr>
+          <w:p>
+            <w:pPr>
+              <w:keepNext/>
+            </w:pPr>
+            <w:r>
+              <w:t>Yes</w:t>
+            </w:r>
+          </w:p>
+        </w:tc>
+        <w:tc>
+          <w:tcPr>
+            <w:tcW w:w="2835" w:type="dxa"/>
+          </w:tcPr>
+          <w:p>
+            <w:pPr>
+              <w:keepNext/>
+            </w:pPr>
+            <w:r>
+              <w:rPr>
+                <w:i/>
+                <w:sz w:val="24"/>
+              </w:rPr>
+              <w:t>B.O Khumalo</w:t>
+            </w:r>
+          </w:p>
+        </w:tc>
+        <w:tc>
+          <w:tcPr>
+            <w:tcW w:w="1814" w:type="dxa"/>
+          </w:tcPr>
+          <w:p>
+            <w:pPr>
+              <w:keepNext/>
+            </w:pPr>
+            <w:r>
+              <w:t>2026/10/29</w:t>
+            </w:r>
+          </w:p>
+        </w:tc>
+      </w:tr>
+      <w:tr>
+        <w:trPr>
+          <w:cantSplit/>
+          <w:trHeight w:val="567"/>
+        </w:trPr>
+        <w:tc>
+          <w:tcPr>
+            <w:tcW w:w="2835" w:type="dxa"/>
+          </w:tcPr>
+          <w:p>
+            <w:pPr>
+              <w:keepNext/>
+            </w:pPr>
+            <w:r>
+              <w:rPr>
+                <w:sz w:val="19"/>
+              </w:rPr>
+              <w:t>Thomas du Plessis</w:t>
+            </w:r>
+          </w:p>
+        </w:tc>
+        <w:tc>
+          <w:tcPr>
+            <w:tcW w:w="2041" w:type="dxa"/>
+          </w:tcPr>
+          <w:p>
+            <w:pPr>
+              <w:keepNext/>
+            </w:pPr>
+            <w:r>
+              <w:t>Yes</w:t>
+            </w:r>
+          </w:p>
+        </w:tc>
+        <w:tc>
+          <w:tcPr>
+            <w:tcW w:w="2835" w:type="dxa"/>
+          </w:tcPr>
+          <w:p>
+            <w:pPr>
+              <w:keepNext/>
+            </w:pPr>
+            <w:r>
+              <w:drawing>
+                <wp:inline xmlns:a="http://schemas.openxmlformats.org/drawingml/2006/main" xmlns:pic="http://schemas.openxmlformats.org/drawingml/2006/picture">
+                  <wp:extent cx="697986" cy="396000"/>
+                  <wp:docPr id="1002" name="Picture 441390552"/>
+                  <wp:cNvGraphicFramePr>
+                    <a:graphicFrameLocks noChangeAspect="1"/>
+                  </wp:cNvGraphicFramePr>
+                  <a:graphic>
+                    <a:graphicData uri="http://schemas.openxmlformats.org/drawingml/2006/picture">
+                      <pic:pic>
+                        <pic:nvPicPr>
+                          <pic:cNvPr id="0" name="image.png"/>
+                          <pic:cNvPicPr/>
+                        </pic:nvPicPr>
+                        <pic:blipFill>
+                          <a:blip r:embed="rId15"/>
+                          <a:stretch>
+                            <a:fillRect/>
+                          </a:stretch>
+                        </pic:blipFill>
+                        <pic:spPr>
+                          <a:xfrm>
+                            <a:off x="0" y="0"/>
+                            <a:ext cx="697986" cy="396000"/>
+                          </a:xfrm>
+                          <a:prstGeom prst="rect"/>
+                        </pic:spPr>
+                      </pic:pic>
+                    </a:graphicData>
+                  </a:graphic>
+                </wp:inline>
+              </w:drawing>
+            </w:r>
+          </w:p>
+        </w:tc>
+        <w:tc>
+          <w:tcPr>
+            <w:tcW w:w="1814" w:type="dxa"/>
+          </w:tcPr>
+          <w:p>
+            <w:pPr>
+              <w:keepNext/>
+            </w:pPr>
+            <w:r>
+              <w:t>2026/10/29</w:t>
+            </w:r>
+          </w:p>
+        </w:tc>
+      </w:tr>
+      <w:tr>
+        <w:trPr>
+          <w:cantSplit/>
+          <w:trHeight w:val="567"/>
+        </w:trPr>
+        <w:tc>
+          <w:tcPr>
+            <w:tcW w:w="2835" w:type="dxa"/>
+          </w:tcPr>
+          <w:p>
+            <w:pPr>
+              <w:keepNext/>
+            </w:pPr>
+            <w:r>
+              <w:rPr>
+                <w:sz w:val="19"/>
+              </w:rPr>
+              <w:t>Gerhardus van den Berg</w:t>
+            </w:r>
+          </w:p>
+        </w:tc>
+        <w:tc>
+          <w:tcPr>
+            <w:tcW w:w="2041" w:type="dxa"/>
+          </w:tcPr>
+          <w:p>
+            <w:pPr>
+              <w:keepNext/>
+            </w:pPr>
+            <w:r>
+              <w:t>Yes</w:t>
+            </w:r>
+          </w:p>
+        </w:tc>
+        <w:tc>
+          <w:tcPr>
+            <w:tcW w:w="2835" w:type="dxa"/>
+          </w:tcPr>
+          <w:p>
+            <w:pPr>
+              <w:keepNext/>
+            </w:pPr>
+            <w:r>
+              <w:drawing>
+                <wp:inline xmlns:a="http://schemas.openxmlformats.org/drawingml/2006/main" xmlns:pic="http://schemas.openxmlformats.org/drawingml/2006/picture">
+                  <wp:extent cx="372364" cy="288000"/>
+                  <wp:docPr id="1003" name="Picture 441390553"/>
+                  <wp:cNvGraphicFramePr>
+                    <a:graphicFrameLocks noChangeAspect="1"/>
+                  </wp:cNvGraphicFramePr>
+                  <a:graphic>
+                    <a:graphicData uri="http://schemas.openxmlformats.org/drawingml/2006/picture">
+                      <pic:pic>
+                        <pic:nvPicPr>
+                          <pic:cNvPr id="0" name="image.png"/>
+                          <pic:cNvPicPr/>
+                        </pic:nvPicPr>
+                        <pic:blipFill>
+                          <a:blip r:embed="rId16"/>
+                          <a:stretch>
+                            <a:fillRect/>
+                          </a:stretch>
+                        </pic:blipFill>
+                        <pic:spPr>
+                          <a:xfrm>
+                            <a:off x="0" y="0"/>
+                            <a:ext cx="372364" cy="288000"/>
+                          </a:xfrm>
+                          <a:prstGeom prst="rect"/>
                         </pic:spPr>
                       </pic:pic>
                     </a:graphicData>
@@ -1057,7 +1306,7 @@
           </w:tcPr>
           <w:p>
             <w:r>
-              <w:t>2026/10/22</w:t>
+              <w:t>2026/10/29</w:t>
             </w:r>
           </w:p>
         </w:tc>
